--- a/docs/Kuja_GoToMarket_Strategy_V2.0.docx
+++ b/docs/Kuja_GoToMarket_Strategy_V2.0.docx
@@ -659,6 +659,49 @@
         <w:t>Value-metric hierarchy for a quote: (1) primary — annual grant volume or portfolio responsibility; (2) secondary — active organizations and applications; (3) complexity — programs, entities, countries, governance layers; (4) service — implementation, migration, SLA, residency. The primary and secondary metrics set the standard tier; complexity and service decide standard-tier versus enterprise quote.</w:t>
       </w:r>
     </w:p>
+    <w:tbl>
+      <w:tblPr>
+        <w:tblStyle w:val="TableGrid"/>
+        <w:tblW w:type="auto" w:w="0"/>
+        <w:tblLook w:firstColumn="1" w:firstRow="1" w:lastColumn="0" w:lastRow="0" w:noHBand="0" w:noVBand="1" w:val="04A0"/>
+      </w:tblPr>
+      <w:tblGrid>
+        <w:gridCol w:w="9792"/>
+      </w:tblGrid>
+      <w:tr>
+        <w:tc>
+          <w:tcPr>
+            <w:tcW w:type="dxa" w:w="9792"/>
+            <w:shd w:val="clear" w:fill="FBEDE6"/>
+          </w:tcPr>
+          <w:p>
+            <w:r/>
+            <w:r>
+              <w:rPr>
+                <w:rFonts w:ascii="Georgia" w:hAnsi="Georgia"/>
+                <w:b/>
+                <w:color w:val="C2410C"/>
+                <w:sz w:val="19"/>
+              </w:rPr>
+              <w:t xml:space="preserve">How the customer is charged:  </w:t>
+            </w:r>
+            <w:r>
+              <w:rPr>
+                <w:rFonts w:ascii="Georgia" w:hAnsi="Georgia"/>
+                <w:color w:val="1A1410"/>
+                <w:sz w:val="19"/>
+              </w:rPr>
+              <w:t>a FLAT annual fee per tier — not a percentage of anything. Grant volume (or orgs relied on, or org size) only selects which tier the customer falls into; the price they pay is the fixed tier price. Kuja never charges a live percentage of grants or a percentage of disbursements — that would read as taxing the aid.</w:t>
+            </w:r>
+          </w:p>
+        </w:tc>
+      </w:tr>
+    </w:tbl>
+    <w:p>
+      <w:pPr>
+        <w:spacing w:after="20"/>
+      </w:pPr>
+    </w:p>
     <w:p>
       <w:pPr>
         <w:spacing w:after="120"/>
@@ -671,7 +714,7 @@
           <w:color w:val="57534E"/>
           <w:sz w:val="19"/>
         </w:rPr>
-        <w:t>A guardrail worth stating: for standard tiers, the annual subscription should sit between 0.10% and 0.50% of the grant volume it manages. Below that we leave value uncaptured; above it, a small fund perceives software as competing with program spend.</w:t>
+        <w:t>The one place a percentage appears is an internal proportionality check, NOT a charge: for standard tiers the flat fee should land between 0.10% and 0.50% of the grant volume it manages. Below that we are leaving value uncaptured; above it, a small fund perceives software as competing with program spend. We use it to sanity-check where a tier sits, not to bill the customer.</w:t>
       </w:r>
     </w:p>
     <w:p>
@@ -2168,7 +2211,7 @@
           <w:color w:val="1A1410"/>
           <w:sz w:val="20"/>
         </w:rPr>
-        <w:t>USD, annual, unlimited users, funder-paid, NGOs free. Priced by grant volume. Anchored to Plinth (~£2.5k/£7.5k/£15k) and Foundant GLM ($6.5k/$9.9k/$13.9k); Kuja enters near their lower/middle bands and charges more only as portfolio complexity and network value rise.</w:t>
+        <w:t>USD, annual, unlimited users, funder-paid, NGOs free. The customer pays the FLAT price of the tier they fall into — grant volume selects the tier, it is not a percentage they are billed. Anchored to Plinth (~£2.5k/£7.5k/£15k) and Foundant GLM ($6.5k/$9.9k/$13.9k); Kuja enters near their lower/middle bands and charges more only as portfolio complexity and network value rise. Example: a fund managing ~$4M lands in Growth and pays a flat $16,000 — and moves to Portfolio ($32,000) at renewal only if it grows past the Growth ceiling.</w:t>
       </w:r>
     </w:p>
     <w:tbl>

--- a/docs/Kuja_GoToMarket_Strategy_V2.0.docx
+++ b/docs/Kuja_GoToMarket_Strategy_V2.0.docx
@@ -2857,7 +2857,7 @@
           <w:color w:val="1A1410"/>
           <w:sz w:val="20"/>
         </w:rPr>
-        <w:t>The NGO core is permanently free. The paid side is for organizations that consume, monitor, evaluate or govern passports across a portfolio — priced by the number of organizations relied on, not per check (sanctions queries are a cost input at ~€0.10; the value is the governed sequence around them). Lead with the bundle and with sponsor-funding; treat the standalone donor subscription as the least-proven line and validate it before leaning on it.</w:t>
+        <w:t>The NGO core is permanently free. The paid side is for organizations that consume, monitor, evaluate or govern passports across a portfolio. Exactly as with Fund, the funder pays a FLAT annual fee for the tier they fall into — the number of organizations they rely on only selects the tier; it is never a per-organization or per-check charge, and never a percentage of anything (sanctions queries are a cost input at ~€0.10; the value is the governed sequence around them). Lead with the bundle and with sponsor-funding; treat the standalone donor subscription as the least-proven line and validate it before leaning on it.</w:t>
       </w:r>
     </w:p>
     <w:tbl>
@@ -3990,7 +3990,7 @@
         <w:pStyle w:val="Heading1"/>
       </w:pPr>
       <w:r>
-        <w:t>8. The Bundle — Kuja Suite</w:t>
+        <w:t>8. The Bundles — Kuja Suite</w:t>
       </w:r>
     </w:p>
     <w:p>
@@ -4005,7 +4005,30 @@
           <w:color w:val="1A1410"/>
           <w:sz w:val="20"/>
         </w:rPr>
-        <w:t>When a funder manages recurring grants and a broader partner pipeline, the Suite is the default recommendation. It pairs a Fund plan with a Trust plan at a disciplined 7–15% discount — enough to reward integrated adoption without erasing the passport’s persistent portfolio value. The Suite is not "two apps for less"; it is one operating loop from discovery to funding to reusable trust.</w:t>
+        <w:t>Every product lands on its own, but each sale should seed the next. Bundles reward integrated adoption at a disciplined discount without erasing any product’s standalone value. Every bundle price is still a FLAT annual fee — the discount is applied once to the combined tier, never a running percentage.</w:t>
+      </w:r>
+    </w:p>
+    <w:p>
+      <w:pPr>
+        <w:pStyle w:val="Heading2"/>
+      </w:pPr>
+      <w:r>
+        <w:t>8.1 Trust &amp; Grant Suite (Fund + Trust) — the funder loop</w:t>
+      </w:r>
+    </w:p>
+    <w:p>
+      <w:pPr>
+        <w:spacing w:after="120"/>
+      </w:pPr>
+      <w:r>
+        <w:rPr>
+          <w:rFonts w:ascii="Georgia" w:hAnsi="Georgia"/>
+          <w:b w:val="0"/>
+          <w:i w:val="0"/>
+          <w:color w:val="1A1410"/>
+          <w:sz w:val="20"/>
+        </w:rPr>
+        <w:t>When a funder manages recurring grants and a broader partner pipeline, this is the default recommendation. It pairs a Fund plan with a Trust plan at a disciplined 7–15% discount — enough to reward integrated adoption without erasing the passport’s persistent portfolio value. Not "two apps for less"; it is one operating loop from discovery to funding to reusable trust.</w:t>
       </w:r>
     </w:p>
     <w:tbl>
@@ -4667,6 +4690,398 @@
           <w:sz w:val="20"/>
         </w:rPr>
         <w:t>The flywheel: a funder opens a grant cycle and every applicant can create a free passport (supply grows at no acquisition cost) → the funder converts selected and prospective partners into a monitored portfolio (due diligence reused, not restarted) → staff record decisions and issue reliance receipts (Kuja becomes the system of record) → other funders accept the same passports (network value rises, switching gets harder). Grant distributes passports; Trust makes Grant harder to replace.</w:t>
+      </w:r>
+    </w:p>
+    <w:p>
+      <w:pPr>
+        <w:pStyle w:val="Heading2"/>
+      </w:pPr>
+      <w:r>
+        <w:t>8.2 Build-inclusive bundles — because Build feeds Trust and Fund</w:t>
+      </w:r>
+    </w:p>
+    <w:p>
+      <w:pPr>
+        <w:spacing w:after="120"/>
+      </w:pPr>
+      <w:r>
+        <w:rPr>
+          <w:rFonts w:ascii="Georgia" w:hAnsi="Georgia"/>
+          <w:b w:val="0"/>
+          <w:i w:val="0"/>
+          <w:color w:val="1A1410"/>
+          <w:sz w:val="20"/>
+        </w:rPr>
+        <w:t>Kuja Build is the operating system, and its live operational and financial data is exactly what keeps a Trust Passport current and what gives a funder grant-scoped visibility. That technical link (API sharing, not multi-tenancy) is the commercial link too: any organization running on Build carries a live, self-updating Trust Rating. So we include the org’s Trust Rating with every Build plan at no extra charge — near-zero marginal cost to us, and a real differentiator for the customer: your passport stays current because your books are live. Three Build-inclusive bundles follow from that:</w:t>
+      </w:r>
+    </w:p>
+    <w:tbl>
+      <w:tblPr>
+        <w:tblStyle w:val="TableGrid"/>
+        <w:tblW w:type="auto" w:w="0"/>
+        <w:tblLook w:firstColumn="1" w:firstRow="1" w:lastColumn="0" w:lastRow="0" w:noHBand="0" w:noVBand="1" w:val="04A0"/>
+      </w:tblPr>
+      <w:tblGrid>
+        <w:gridCol w:w="2448"/>
+        <w:gridCol w:w="2448"/>
+        <w:gridCol w:w="2448"/>
+        <w:gridCol w:w="2448"/>
+      </w:tblGrid>
+      <w:tr>
+        <w:tc>
+          <w:tcPr>
+            <w:tcW w:type="dxa" w:w="1872"/>
+            <w:shd w:val="clear" w:fill="1F3864"/>
+          </w:tcPr>
+          <w:p>
+            <w:pPr>
+              <w:spacing w:after="20" w:before="20"/>
+            </w:pPr>
+            <w:r/>
+            <w:r>
+              <w:rPr>
+                <w:rFonts w:ascii="Georgia" w:hAnsi="Georgia"/>
+                <w:b/>
+                <w:color w:val="FFFFFF"/>
+                <w:sz w:val="17"/>
+              </w:rPr>
+              <w:t>Bundle</w:t>
+            </w:r>
+          </w:p>
+        </w:tc>
+        <w:tc>
+          <w:tcPr>
+            <w:tcW w:type="dxa" w:w="2736"/>
+            <w:shd w:val="clear" w:fill="1F3864"/>
+          </w:tcPr>
+          <w:p>
+            <w:pPr>
+              <w:spacing w:after="20" w:before="20"/>
+            </w:pPr>
+            <w:r/>
+            <w:r>
+              <w:rPr>
+                <w:rFonts w:ascii="Georgia" w:hAnsi="Georgia"/>
+                <w:b/>
+                <w:color w:val="FFFFFF"/>
+                <w:sz w:val="17"/>
+              </w:rPr>
+              <w:t>What it combines</w:t>
+            </w:r>
+          </w:p>
+        </w:tc>
+        <w:tc>
+          <w:tcPr>
+            <w:tcW w:type="dxa" w:w="2880"/>
+            <w:shd w:val="clear" w:fill="1F3864"/>
+          </w:tcPr>
+          <w:p>
+            <w:pPr>
+              <w:spacing w:after="20" w:before="20"/>
+            </w:pPr>
+            <w:r/>
+            <w:r>
+              <w:rPr>
+                <w:rFonts w:ascii="Georgia" w:hAnsi="Georgia"/>
+                <w:b/>
+                <w:color w:val="FFFFFF"/>
+                <w:sz w:val="17"/>
+              </w:rPr>
+              <w:t>For</w:t>
+            </w:r>
+          </w:p>
+        </w:tc>
+        <w:tc>
+          <w:tcPr>
+            <w:tcW w:type="dxa" w:w="2880"/>
+            <w:shd w:val="clear" w:fill="1F3864"/>
+          </w:tcPr>
+          <w:p>
+            <w:pPr>
+              <w:spacing w:after="20" w:before="20"/>
+            </w:pPr>
+            <w:r/>
+            <w:r>
+              <w:rPr>
+                <w:rFonts w:ascii="Georgia" w:hAnsi="Georgia"/>
+                <w:b/>
+                <w:color w:val="FFFFFF"/>
+                <w:sz w:val="17"/>
+              </w:rPr>
+              <w:t>How it is priced (flat annual)</w:t>
+            </w:r>
+          </w:p>
+        </w:tc>
+      </w:tr>
+      <w:tr>
+        <w:tc>
+          <w:tcPr>
+            <w:tcW w:type="dxa" w:w="1872"/>
+          </w:tcPr>
+          <w:p>
+            <w:pPr>
+              <w:spacing w:after="20" w:before="20"/>
+            </w:pPr>
+            <w:r/>
+            <w:r>
+              <w:rPr>
+                <w:rFonts w:ascii="Georgia" w:hAnsi="Georgia"/>
+                <w:b w:val="0"/>
+                <w:color w:val="1A1410"/>
+                <w:sz w:val="17"/>
+              </w:rPr>
+              <w:t>Operate &amp; Prove</w:t>
+            </w:r>
+          </w:p>
+        </w:tc>
+        <w:tc>
+          <w:tcPr>
+            <w:tcW w:type="dxa" w:w="2736"/>
+          </w:tcPr>
+          <w:p>
+            <w:pPr>
+              <w:spacing w:after="20" w:before="20"/>
+            </w:pPr>
+            <w:r/>
+            <w:r>
+              <w:rPr>
+                <w:rFonts w:ascii="Georgia" w:hAnsi="Georgia"/>
+                <w:b w:val="0"/>
+                <w:color w:val="1A1410"/>
+                <w:sz w:val="17"/>
+              </w:rPr>
+              <w:t>Build (any tier) + the org’s live Trust Rating</w:t>
+            </w:r>
+          </w:p>
+        </w:tc>
+        <w:tc>
+          <w:tcPr>
+            <w:tcW w:type="dxa" w:w="2880"/>
+          </w:tcPr>
+          <w:p>
+            <w:pPr>
+              <w:spacing w:after="20" w:before="20"/>
+            </w:pPr>
+            <w:r/>
+            <w:r>
+              <w:rPr>
+                <w:rFonts w:ascii="Georgia" w:hAnsi="Georgia"/>
+                <w:b w:val="0"/>
+                <w:color w:val="1A1410"/>
+                <w:sz w:val="17"/>
+              </w:rPr>
+              <w:t>An NGO running its back office on Build — bought directly (Motion F) or donor-sponsored (Motion G)</w:t>
+            </w:r>
+          </w:p>
+        </w:tc>
+        <w:tc>
+          <w:tcPr>
+            <w:tcW w:type="dxa" w:w="2880"/>
+          </w:tcPr>
+          <w:p>
+            <w:pPr>
+              <w:spacing w:after="20" w:before="20"/>
+            </w:pPr>
+            <w:r/>
+            <w:r>
+              <w:rPr>
+                <w:rFonts w:ascii="Georgia" w:hAnsi="Georgia"/>
+                <w:b w:val="0"/>
+                <w:color w:val="1A1410"/>
+                <w:sz w:val="17"/>
+              </w:rPr>
+              <w:t>The Build tier price; the Trust Rating (normally $250–$1,500) is included at $0 extra</w:t>
+            </w:r>
+          </w:p>
+        </w:tc>
+      </w:tr>
+      <w:tr>
+        <w:tc>
+          <w:tcPr>
+            <w:tcW w:type="dxa" w:w="1872"/>
+            <w:shd w:val="clear" w:fill="EEF2F8"/>
+          </w:tcPr>
+          <w:p>
+            <w:pPr>
+              <w:spacing w:after="20" w:before="20"/>
+            </w:pPr>
+            <w:r/>
+            <w:r>
+              <w:rPr>
+                <w:rFonts w:ascii="Georgia" w:hAnsi="Georgia"/>
+                <w:b w:val="0"/>
+                <w:color w:val="1A1410"/>
+                <w:sz w:val="17"/>
+              </w:rPr>
+              <w:t>Full Platform Suite</w:t>
+            </w:r>
+          </w:p>
+        </w:tc>
+        <w:tc>
+          <w:tcPr>
+            <w:tcW w:type="dxa" w:w="2736"/>
+            <w:shd w:val="clear" w:fill="EEF2F8"/>
+          </w:tcPr>
+          <w:p>
+            <w:pPr>
+              <w:spacing w:after="20" w:before="20"/>
+            </w:pPr>
+            <w:r/>
+            <w:r>
+              <w:rPr>
+                <w:rFonts w:ascii="Georgia" w:hAnsi="Georgia"/>
+                <w:b w:val="0"/>
+                <w:color w:val="1A1410"/>
+                <w:sz w:val="17"/>
+              </w:rPr>
+              <w:t>Fund + Trust + Build, for the customer’s own organization</w:t>
+            </w:r>
+          </w:p>
+        </w:tc>
+        <w:tc>
+          <w:tcPr>
+            <w:tcW w:type="dxa" w:w="2880"/>
+            <w:shd w:val="clear" w:fill="EEF2F8"/>
+          </w:tcPr>
+          <w:p>
+            <w:pPr>
+              <w:spacing w:after="20" w:before="20"/>
+            </w:pPr>
+            <w:r/>
+            <w:r>
+              <w:rPr>
+                <w:rFonts w:ascii="Georgia" w:hAnsi="Georgia"/>
+                <w:b w:val="0"/>
+                <w:color w:val="1A1410"/>
+                <w:sz w:val="17"/>
+              </w:rPr>
+              <w:t>A fund operator, INGO or network running the whole loop for itself (Motions C3/C4, D3)</w:t>
+            </w:r>
+          </w:p>
+        </w:tc>
+        <w:tc>
+          <w:tcPr>
+            <w:tcW w:type="dxa" w:w="2880"/>
+            <w:shd w:val="clear" w:fill="EEF2F8"/>
+          </w:tcPr>
+          <w:p>
+            <w:pPr>
+              <w:spacing w:after="20" w:before="20"/>
+            </w:pPr>
+            <w:r/>
+            <w:r>
+              <w:rPr>
+                <w:rFonts w:ascii="Georgia" w:hAnsi="Georgia"/>
+                <w:b w:val="0"/>
+                <w:color w:val="1A1410"/>
+                <w:sz w:val="17"/>
+              </w:rPr>
+              <w:t>15–20% off the three standalone tiers — e.g. Core + Growth-funder + Build Growth (~$38k) → ~$31k</w:t>
+            </w:r>
+          </w:p>
+        </w:tc>
+      </w:tr>
+      <w:tr>
+        <w:tc>
+          <w:tcPr>
+            <w:tcW w:type="dxa" w:w="1872"/>
+          </w:tcPr>
+          <w:p>
+            <w:pPr>
+              <w:spacing w:after="20" w:before="20"/>
+            </w:pPr>
+            <w:r/>
+            <w:r>
+              <w:rPr>
+                <w:rFonts w:ascii="Georgia" w:hAnsi="Georgia"/>
+                <w:b w:val="0"/>
+                <w:color w:val="1A1410"/>
+                <w:sz w:val="17"/>
+              </w:rPr>
+              <w:t>Donor Impact Suite</w:t>
+            </w:r>
+          </w:p>
+        </w:tc>
+        <w:tc>
+          <w:tcPr>
+            <w:tcW w:type="dxa" w:w="2736"/>
+          </w:tcPr>
+          <w:p>
+            <w:pPr>
+              <w:spacing w:after="20" w:before="20"/>
+            </w:pPr>
+            <w:r/>
+            <w:r>
+              <w:rPr>
+                <w:rFonts w:ascii="Georgia" w:hAnsi="Georgia"/>
+                <w:b w:val="0"/>
+                <w:color w:val="1A1410"/>
+                <w:sz w:val="17"/>
+              </w:rPr>
+              <w:t>Fund + Trust + sponsored grantee Build</w:t>
+            </w:r>
+          </w:p>
+        </w:tc>
+        <w:tc>
+          <w:tcPr>
+            <w:tcW w:type="dxa" w:w="2880"/>
+          </w:tcPr>
+          <w:p>
+            <w:pPr>
+              <w:spacing w:after="20" w:before="20"/>
+            </w:pPr>
+            <w:r/>
+            <w:r>
+              <w:rPr>
+                <w:rFonts w:ascii="Georgia" w:hAnsi="Georgia"/>
+                <w:b w:val="0"/>
+                <w:color w:val="1A1410"/>
+                <w:sz w:val="17"/>
+              </w:rPr>
+              <w:t>A donor that funds, verifies and strengthens its grantees in one motion (C2/C4)</w:t>
+            </w:r>
+          </w:p>
+        </w:tc>
+        <w:tc>
+          <w:tcPr>
+            <w:tcW w:type="dxa" w:w="2880"/>
+          </w:tcPr>
+          <w:p>
+            <w:pPr>
+              <w:spacing w:after="20" w:before="20"/>
+            </w:pPr>
+            <w:r/>
+            <w:r>
+              <w:rPr>
+                <w:rFonts w:ascii="Georgia" w:hAnsi="Georgia"/>
+                <w:b w:val="0"/>
+                <w:color w:val="1A1410"/>
+                <w:sz w:val="17"/>
+              </w:rPr>
+              <w:t>Fund + Trust tiers, plus N × donor-sponsored Build, bundled ~15% off</w:t>
+            </w:r>
+          </w:p>
+        </w:tc>
+      </w:tr>
+    </w:tbl>
+    <w:p>
+      <w:pPr>
+        <w:spacing w:after="20"/>
+      </w:pPr>
+    </w:p>
+    <w:p>
+      <w:pPr>
+        <w:spacing w:after="120" w:before="40"/>
+      </w:pPr>
+      <w:r>
+        <w:rPr>
+          <w:rFonts w:ascii="Georgia" w:hAnsi="Georgia"/>
+          <w:b w:val="0"/>
+          <w:i w:val="0"/>
+          <w:color w:val="57534E"/>
+          <w:sz w:val="19"/>
+        </w:rPr>
+        <w:t>The fully closed-tenant version is Motion D3 — a network buys one branded, closed tenant with Link + Fund + Build together. In every Build-inclusive bundle the same rules still hold: NGOs never pay when a donor sponsors, donor-sponsored price sits above the direct price, no org is charged more than ~2% of its budget, and there is never a percentage of disbursements.</w:t>
       </w:r>
     </w:p>
     <w:p>
